--- a/public/assets/resume/Resume-Swetha_S.docx
+++ b/public/assets/resume/Resume-Swetha_S.docx
@@ -31,7 +31,27 @@
           <w:sz w:val="16"/>
           <w:szCs w:val="16"/>
         </w:rPr>
-        <w:t xml:space="preserve">swethasenthilkumar.000@gmail.com  |  8248499703  |  linkedin.com/in/swetha-senthilkumar  |  github.com/Swethas04</w:t>
+        <w:t xml:space="preserve">swethasenthilkumar.000@gmail.com  |  8248499703  |  </w:t>
+      </w:r>
+      <w:r>
+        <w:rPr>
+          <w:rFonts w:ascii="Calibri" w:eastAsia="Calibri" w:hAnsi="Calibri" w:cs="Calibri"/>
+          <w:color w:val="555555"/>
+          <w:sz w:val="16"/>
+          <w:szCs w:val="16"/>
+        </w:rPr>
+        <w:t>https://www.linkedin.com/in/swetha-senthilkumar04/</w:t>
+      </w:r>
+      <w:bookmarkStart w:id="0" w:name="_GoBack"/>
+      <w:bookmarkEnd w:id="0"/>
+      <w:r>
+        <w:rPr>
+          <w:rFonts w:ascii="Calibri" w:eastAsia="Calibri" w:hAnsi="Calibri" w:cs="Calibri"/>
+          <w:color w:val="555555"/>
+          <w:sz w:val="16"/>
+          <w:szCs w:val="16"/>
+        </w:rPr>
+        <w:t>|  github.com/Swethas04</w:t>
       </w:r>
     </w:p>
     <w:p>
@@ -72,18 +92,7 @@
           <w:sz w:val="18"/>
           <w:szCs w:val="18"/>
         </w:rPr>
-        <w:t xml:space="preserve">Fresher software developer with hands-on experience building full-stack web applications and GenAI </w:t>
-      </w:r>
-      <w:bookmarkStart w:id="0" w:name="_GoBack"/>
-      <w:bookmarkEnd w:id="0"/>
-      <w:r>
-        <w:rPr>
-          <w:rFonts w:ascii="Calibri" w:eastAsia="Calibri" w:hAnsi="Calibri" w:cs="Calibri"/>
-          <w:color w:val="333333"/>
-          <w:sz w:val="18"/>
-          <w:szCs w:val="18"/>
-        </w:rPr>
-        <w:t xml:space="preserve">powered platforms using Python, FastAPI, React, and MySQL. Skilled in REST API integration, LLM-based feature development, role-based access control, and SQL database design. CGPA 8.52, B.Tech Information Technology (2024–2028).</w:t>
+        <w:t>Fresher software developer with hands-on experience building full-stack web applications and GenAI powered platforms using Python, FastAPI, React, and MySQL. Skilled in REST API integration, LLM-based feature development, role-based access control, and SQL database design. CGPA 8.52, B.Tech Information Technology (2024–2028).</w:t>
       </w:r>
     </w:p>
     <w:p>
@@ -149,7 +158,7 @@
           <w:sz w:val="18"/>
           <w:szCs w:val="18"/>
         </w:rPr>
-        <w:t xml:space="preserve">•  Built a live client website for Sakthi Dental Clinic end-to-end from a detailed design brief, developing the hero, treatments, testimonials, and footer sections using semantic HTML5 and CSS3.</w:t>
+        <w:t>•  Built a live client website for Sakthi Dental Clinic end-to-end from a detailed design brief, developing the hero, treatments, testimonials, and footer sections using semantic HTML5 and CSS3.</w:t>
       </w:r>
     </w:p>
     <w:p>
@@ -164,7 +173,7 @@
           <w:sz w:val="18"/>
           <w:szCs w:val="18"/>
         </w:rPr>
-        <w:t xml:space="preserve">•  Implemented a mobile-first responsive layout tested across devices, along with a validated contact form (required-field and email-format checks) and an interactive testimonials carousel.</w:t>
+        <w:t>•  Implemented a mobile-first responsive layout tested across devices, along with a validated contact form (required-field and email-format checks) and an interactive testimonials carousel.</w:t>
       </w:r>
     </w:p>
     <w:p>
@@ -179,7 +188,7 @@
           <w:sz w:val="18"/>
           <w:szCs w:val="18"/>
         </w:rPr>
-        <w:t xml:space="preserve">•  Translated client requirements into a polished, accessible UI within a 7–10 day sprint, iterating through regular feedback reviews with the project coordinator.</w:t>
+        <w:t>•  Translated client requirements into a polished, accessible UI within a 7–10 day sprint, iterating through regular feedback reviews with the project coordinator.</w:t>
       </w:r>
     </w:p>
     <w:p>
@@ -194,7 +203,7 @@
           <w:sz w:val="18"/>
           <w:szCs w:val="18"/>
         </w:rPr>
-        <w:t xml:space="preserve">•  Structured navigation and content for SEO and cross-device accessibility, catering to a broad patient audience including elderly and mobile-first users.</w:t>
+        <w:t>•  Structured navigation and content for SEO and cross-device accessibility, catering to a broad patient audience including elderly and mobile-first users.</w:t>
       </w:r>
     </w:p>
     <w:p>
@@ -229,7 +238,7 @@
           <w:sz w:val="19"/>
           <w:szCs w:val="19"/>
         </w:rPr>
-        <w:t xml:space="preserve">Career_AI — AI-Powered Career Intelligence Platform</w:t>
+        <w:t>Career_AI — AI-Powered Career Intelligence Platform</w:t>
       </w:r>
     </w:p>
     <w:p>
@@ -260,7 +269,7 @@
           <w:sz w:val="18"/>
           <w:szCs w:val="18"/>
         </w:rPr>
-        <w:t xml:space="preserve">•  Built a full-stack AI career platform integrating secure JWT authentication, role-based dashboards, and a conversational AI career coach with streaming responses.</w:t>
+        <w:t>•  Built a full-stack AI career platform integrating secure JWT authentication, role-based dashboards, and a conversational AI career coach with streaming responses.</w:t>
       </w:r>
     </w:p>
     <w:p>
@@ -275,7 +284,7 @@
           <w:sz w:val="18"/>
           <w:szCs w:val="18"/>
         </w:rPr>
-        <w:t xml:space="preserve">•  Developed a resume-intelligence pipeline with ATS compatibility scoring, fit and gap analysis, hidden-strengths detection, and interview-prep suggestions.</w:t>
+        <w:t>•  Developed a resume-intelligence pipeline with ATS compatibility scoring, fit and gap analysis, hidden-strengths detection, and interview-prep suggestions.</w:t>
       </w:r>
     </w:p>
     <w:p>
@@ -290,7 +299,7 @@
           <w:sz w:val="18"/>
           <w:szCs w:val="18"/>
         </w:rPr>
-        <w:t xml:space="preserve">•  Integrated AI safety layers — prompt guarding, PII shielding, hallucination detection, and audit logging — for secure, trustworthy AI interactions.</w:t>
+        <w:t>•  Integrated AI safety layers — prompt guarding, PII shielding, hallucination detection, and audit logging — for secure, trustworthy AI interactions.</w:t>
       </w:r>
     </w:p>
     <w:p>
@@ -306,7 +315,7 @@
           <w:sz w:val="19"/>
           <w:szCs w:val="19"/>
         </w:rPr>
-        <w:t xml:space="preserve">HelixHire — AI-Powered Recruitment Platform</w:t>
+        <w:t>HelixHire — AI-Powered Recruitment Platform</w:t>
       </w:r>
     </w:p>
     <w:p>
@@ -322,7 +331,7 @@
           <w:sz w:val="17"/>
           <w:szCs w:val="17"/>
         </w:rPr>
-        <w:t xml:space="preserve">React 18 · Vite · Tailwind CSS · FastAPI (Python) · SQLAlchemy · Google Gemini API</w:t>
+        <w:t>React 18 · Vite · Tailwind CSS · FastAPI (Python) · SQLAlchemy · Google Gemini API</w:t>
       </w:r>
     </w:p>
     <w:p>
@@ -383,7 +392,7 @@
           <w:sz w:val="19"/>
           <w:szCs w:val="19"/>
         </w:rPr>
-        <w:t xml:space="preserve">CampusConnect — Academic Social Platform</w:t>
+        <w:t>CampusConnect — Academic Social Platform</w:t>
       </w:r>
     </w:p>
     <w:p>
@@ -399,7 +408,7 @@
           <w:sz w:val="17"/>
           <w:szCs w:val="17"/>
         </w:rPr>
-        <w:t xml:space="preserve">React 19 · Vite · Tailwind CSS · Node.js · Express · MySQL · JWT · Google Generative AI</w:t>
+        <w:t>React 19 · Vite · Tailwind CSS · Node.js · Express · MySQL · JWT · Google Generative AI</w:t>
       </w:r>
     </w:p>
     <w:p>
@@ -429,7 +438,7 @@
           <w:sz w:val="18"/>
           <w:szCs w:val="18"/>
         </w:rPr>
-        <w:t xml:space="preserve">•  Integrated Google Generative AI to power DeptBot, a campus chatbot that searches platform posts to surface relevant announcements.</w:t>
+        <w:t>•  Integrated Google Generative AI to power DeptBot, a campus chatbot that searches platform posts to surface relevant announcements.</w:t>
       </w:r>
     </w:p>
     <w:p>
@@ -444,7 +453,7 @@
           <w:sz w:val="18"/>
           <w:szCs w:val="18"/>
         </w:rPr>
-        <w:t xml:space="preserve">•  Delivered admin tooling including a content moderation dashboard, report management, PDF/XLSX export, and file upload handling via Multer.</w:t>
+        <w:t>•  Delivered admin tooling including a content moderation dashboard, report management, PDF/XLSX export, and file upload handling via Multer.</w:t>
       </w:r>
     </w:p>
     <w:p>
@@ -460,7 +469,7 @@
           <w:sz w:val="19"/>
           <w:szCs w:val="19"/>
         </w:rPr>
-        <w:t xml:space="preserve">FoodForward — Food Donation Web Platform</w:t>
+        <w:t>FoodForward — Food Donation Web Platform</w:t>
       </w:r>
     </w:p>
     <w:p>
@@ -506,7 +515,7 @@
           <w:sz w:val="18"/>
           <w:szCs w:val="18"/>
         </w:rPr>
-        <w:t xml:space="preserve">•  Implemented 3-role access control with bcrypt password hashing, session-based authentication, and secure file uploads via Multer.</w:t>
+        <w:t>•  Implemented 3-role access control with bcrypt password hashing, session-based authentication, and secure file uploads via Multer.</w:t>
       </w:r>
     </w:p>
     <w:p>
@@ -679,7 +688,7 @@
                 <w:sz w:val="17"/>
                 <w:szCs w:val="17"/>
               </w:rPr>
-              <w:t xml:space="preserve">React, FastAPI, Node.js, Express, Tailwind CSS</w:t>
+              <w:t>React, FastAPI, Node.js, Express, Tailwind CSS</w:t>
             </w:r>
           </w:p>
         </w:tc>
@@ -859,7 +868,7 @@
                 <w:sz w:val="17"/>
                 <w:szCs w:val="17"/>
               </w:rPr>
-              <w:t xml:space="preserve">Git, GitHub, Vite, Multer, JWT, bcrypt, Nodemailer</w:t>
+              <w:t>Git, GitHub, Vite, Multer, JWT, bcrypt, Nodemailer</w:t>
             </w:r>
           </w:p>
         </w:tc>
@@ -897,7 +906,7 @@
           <w:sz w:val="18"/>
           <w:szCs w:val="18"/>
         </w:rPr>
-        <w:t xml:space="preserve">B.Tech Information Technology</w:t>
+        <w:t>B.Tech Information Technology</w:t>
       </w:r>
       <w:r>
         <w:rPr>
@@ -1022,7 +1031,7 @@
           <w:sz w:val="18"/>
           <w:szCs w:val="18"/>
         </w:rPr>
-        <w:t xml:space="preserve">Oracle Certified Foundations Associate – Agentic AI (Oracle University) — 2026  ·  Oracle Cloud Infrastructure 2025 Certified AI Foundations Associate (Oracle University) — 2025  ·  Software Testing (NPTEL, IIT Madras) — 2025  ·  Principles of Management (NPTEL) — 2026  ·  Java Fundamentals (Coddy Tech)  ·  Programming in C++ (Infosys Springboard)  ·  HTML5: The Language (Infosys Springboard)  ·  Graphic Design Essentials (Canva)  —  2024</w:t>
+        <w:t>Oracle Certified Foundations Associate – Agentic AI (Oracle University) — 2026  ·  Oracle Cloud Infrastructure 2025 Certified AI Foundations Associate (Oracle University) — 2025  ·  Software Testing (NPTEL, IIT Madras) — 2025  ·  Principles of Management (NPTEL) — 2026  ·  Java Fundamentals (Coddy Tech)  ·  Programming in C++ (Infosys Springboard)  ·  HTML5: The Language (Infosys Springboard)  ·  Graphic Design Essentials (Canva)  —  2024</w:t>
       </w:r>
     </w:p>
     <w:p>
